--- a/heat_accidents_mortality/output/manuscript_bw/tables.docx
+++ b/heat_accidents_mortality/output/manuscript_bw/tables.docx
@@ -494,7 +494,7 @@
           </w:tcPr>
           <w:p>
             <w:r>
-              <w:t>1.050 (1.016-1.085)</w:t>
+              <w:t>1.050 (1.016-1.084)</w:t>
             </w:r>
           </w:p>
         </w:tc>
@@ -526,7 +526,7 @@
           </w:tcPr>
           <w:p>
             <w:r>
-              <w:t>2.141 (2.000-2.292)</w:t>
+              <w:t>2.141 (2.000-2.293)</w:t>
             </w:r>
           </w:p>
         </w:tc>
@@ -558,7 +558,7 @@
           </w:tcPr>
           <w:p>
             <w:r>
-              <w:t>1.213 (1.145-1.286)</w:t>
+              <w:t>1.214 (1.145-1.286)</w:t>
             </w:r>
           </w:p>
         </w:tc>
@@ -654,7 +654,7 @@
           </w:tcPr>
           <w:p>
             <w:r>
-              <w:t>1.177 (1.140-1.216)</w:t>
+              <w:t>1.177 (1.139-1.216)</w:t>
             </w:r>
           </w:p>
         </w:tc>
@@ -904,7 +904,7 @@
           </w:tcPr>
           <w:p>
             <w:r>
-              <w:t>661 (459-864)</w:t>
+              <w:t>662 (459-864)</w:t>
             </w:r>
           </w:p>
         </w:tc>
@@ -926,7 +926,7 @@
           </w:tcPr>
           <w:p>
             <w:r>
-              <w:t>983 (644-1356)</w:t>
+              <w:t>984 (644-1357)</w:t>
             </w:r>
           </w:p>
         </w:tc>
